--- a/Budgeting System_PH1_Notes_5.docx
+++ b/Budgeting System_PH1_Notes_5.docx
@@ -21,37 +21,80 @@
           <w:ilvl w:val="0"/>
           <w:numId w:val="2"/>
         </w:numPr>
-      </w:pPr>
-      <w:r>
+        <w:rPr>
+          <w:highlight w:val="lightGray"/>
+        </w:rPr>
+      </w:pPr>
+      <w:r>
+        <w:rPr>
+          <w:highlight w:val="lightGray"/>
+        </w:rPr>
         <w:t xml:space="preserve">Headcount </w:t>
       </w:r>
       <w:r>
+        <w:rPr>
+          <w:highlight w:val="lightGray"/>
+        </w:rPr>
         <w:t>–</w:t>
       </w:r>
       <w:r>
+        <w:rPr>
+          <w:highlight w:val="lightGray"/>
+        </w:rPr>
         <w:t xml:space="preserve"> </w:t>
       </w:r>
       <w:r>
+        <w:rPr>
+          <w:highlight w:val="lightGray"/>
+        </w:rPr>
         <w:t>separate the field for Additional Headcount Request.</w:t>
       </w:r>
       <w:r>
+        <w:rPr>
+          <w:highlight w:val="lightGray"/>
+        </w:rPr>
         <w:t xml:space="preserve"> Make it total of all company, not per company.</w:t>
       </w:r>
       <w:r>
+        <w:rPr>
+          <w:highlight w:val="lightGray"/>
+        </w:rPr>
         <w:t xml:space="preserve"> Therefore, </w:t>
       </w:r>
       <w:r>
         <w:rPr>
           <w:i/>
           <w:iCs/>
-        </w:rPr>
-        <w:t>Current Headcount + Additional Headcount = Total Headcount</w:t>
+          <w:highlight w:val="lightGray"/>
+        </w:rPr>
+        <w:t>Current Headcount + Additional Headcount = Total Headcount.</w:t>
       </w:r>
       <w:r>
         <w:rPr>
           <w:i/>
           <w:iCs/>
         </w:rPr>
+        <w:t xml:space="preserve"> </w:t>
+      </w:r>
+      <w:r>
+        <w:t xml:space="preserve">Put also a </w:t>
+      </w:r>
+      <w:r>
+        <w:t xml:space="preserve">separate </w:t>
+      </w:r>
+      <w:r>
+        <w:t xml:space="preserve">field </w:t>
+      </w:r>
+      <w:r>
+        <w:t>for</w:t>
+      </w:r>
+      <w:r>
+        <w:t xml:space="preserve"> additional headcount per company</w:t>
+      </w:r>
+      <w:r>
+        <w:t xml:space="preserve"> (OLC, OCC and OCLP)</w:t>
+      </w:r>
+      <w:r>
         <w:t>.</w:t>
       </w:r>
     </w:p>
@@ -62,20 +105,34 @@
           <w:ilvl w:val="0"/>
           <w:numId w:val="2"/>
         </w:numPr>
-      </w:pPr>
-      <w:r>
+        <w:rPr>
+          <w:highlight w:val="lightGray"/>
+        </w:rPr>
+      </w:pPr>
+      <w:r>
+        <w:rPr>
+          <w:highlight w:val="lightGray"/>
+        </w:rPr>
         <w:t>Move th</w:t>
       </w:r>
       <w:r>
+        <w:rPr>
+          <w:highlight w:val="lightGray"/>
+        </w:rPr>
         <w:t>is section (highlighted in yellow) to the top.</w:t>
       </w:r>
       <w:r>
         <w:rPr>
           <w:noProof/>
+          <w:highlight w:val="lightGray"/>
         </w:rPr>
         <w:t xml:space="preserve"> </w:t>
       </w:r>
       <w:r>
+        <w:rPr>
+          <w:noProof/>
+          <w:highlight w:val="lightGray"/>
+        </w:rPr>
         <w:drawing>
           <wp:inline distT="0" distB="0" distL="0" distR="0" wp14:anchorId="4E31148D" wp14:editId="728F9D13">
             <wp:extent cx="4784564" cy="2409245"/>
@@ -120,10 +177,14 @@
           <w:ilvl w:val="0"/>
           <w:numId w:val="2"/>
         </w:numPr>
-      </w:pPr>
-      <w:r>
-        <w:rPr>
-          <w:noProof/>
+        <w:rPr>
+          <w:highlight w:val="lightGray"/>
+        </w:rPr>
+      </w:pPr>
+      <w:r>
+        <w:rPr>
+          <w:noProof/>
+          <w:highlight w:val="lightGray"/>
         </w:rPr>
         <w:t>Change the UI, it looks raw. You can change the font and add more color but maintain green theme.</w:t>
       </w:r>
@@ -135,13 +196,248 @@
           <w:ilvl w:val="0"/>
           <w:numId w:val="2"/>
         </w:numPr>
-      </w:pPr>
-      <w:r>
-        <w:rPr>
-          <w:noProof/>
-        </w:rPr>
-        <w:t>Dashboard report – show the summary only at first</w:t>
-      </w:r>
+        <w:spacing w:after="0"/>
+      </w:pPr>
+      <w:r>
+        <w:t xml:space="preserve">Put </w:t>
+      </w:r>
+      <w:r>
+        <w:t xml:space="preserve">a click </w:t>
+      </w:r>
+      <w:r>
+        <w:t xml:space="preserve">button </w:t>
+      </w:r>
+      <w:r>
+        <w:t xml:space="preserve">to </w:t>
+      </w:r>
+      <w:r>
+        <w:t xml:space="preserve">fill out </w:t>
+      </w:r>
+      <w:r>
+        <w:t xml:space="preserve">the </w:t>
+      </w:r>
+      <w:r>
+        <w:t xml:space="preserve">Average Salary </w:t>
+      </w:r>
+      <w:r>
+        <w:t xml:space="preserve">and Government Contributions </w:t>
+      </w:r>
+      <w:r>
+        <w:t>per employee rank.</w:t>
+      </w:r>
+      <w:r>
+        <w:t xml:space="preserve"> Employee rank is rank 1 to 12.</w:t>
+      </w:r>
+      <w:r>
+        <w:t xml:space="preserve"> </w:t>
+      </w:r>
+      <w:r>
+        <w:t xml:space="preserve">Refer to file </w:t>
+      </w:r>
+      <w:r>
+        <w:t>“</w:t>
+      </w:r>
+      <w:r>
+        <w:rPr>
+          <w:noProof/>
+        </w:rPr>
+        <w:t xml:space="preserve">Budgeting System_Manpower </w:t>
+      </w:r>
+      <w:r>
+        <w:rPr>
+          <w:noProof/>
+        </w:rPr>
+        <w:t>Template”</w:t>
+      </w:r>
+      <w:r>
+        <w:rPr>
+          <w:noProof/>
+        </w:rPr>
+        <w:t>, under “Average Sa</w:t>
+      </w:r>
+      <w:r>
+        <w:rPr>
+          <w:noProof/>
+        </w:rPr>
+        <w:t>l</w:t>
+      </w:r>
+      <w:r>
+        <w:rPr>
+          <w:noProof/>
+        </w:rPr>
+        <w:t>ary” tab</w:t>
+      </w:r>
+      <w:r>
+        <w:rPr>
+          <w:noProof/>
+        </w:rPr>
+        <w:t>the sample table to fill out</w:t>
+      </w:r>
+      <w:r>
+        <w:rPr>
+          <w:noProof/>
+        </w:rPr>
+        <w:t>.</w:t>
+      </w:r>
+    </w:p>
+    <w:p>
+      <w:pPr>
+        <w:pStyle w:val="ListParagraph"/>
+        <w:numPr>
+          <w:ilvl w:val="0"/>
+          <w:numId w:val="2"/>
+        </w:numPr>
+        <w:spacing w:after="0"/>
+      </w:pPr>
+      <w:r>
+        <w:t xml:space="preserve">Put a click button to fill out the Headcount per </w:t>
+      </w:r>
+      <w:r>
+        <w:t xml:space="preserve">employee rank per </w:t>
+      </w:r>
+      <w:r>
+        <w:t>company</w:t>
+      </w:r>
+      <w:r>
+        <w:t xml:space="preserve">. </w:t>
+      </w:r>
+      <w:r>
+        <w:t>Refer to file “</w:t>
+      </w:r>
+      <w:r>
+        <w:rPr>
+          <w:noProof/>
+        </w:rPr>
+        <w:t xml:space="preserve">Budgeting System_Manpower </w:t>
+      </w:r>
+      <w:r>
+        <w:rPr>
+          <w:noProof/>
+        </w:rPr>
+        <w:t>Template”, under “</w:t>
+      </w:r>
+      <w:r>
+        <w:rPr>
+          <w:noProof/>
+        </w:rPr>
+        <w:t>Headcount per Company</w:t>
+      </w:r>
+      <w:r>
+        <w:rPr>
+          <w:noProof/>
+        </w:rPr>
+        <w:t>” tab</w:t>
+      </w:r>
+      <w:r>
+        <w:rPr>
+          <w:noProof/>
+        </w:rPr>
+        <w:t xml:space="preserve"> for the sample table to fill out</w:t>
+      </w:r>
+      <w:r>
+        <w:rPr>
+          <w:noProof/>
+        </w:rPr>
+        <w:t>.</w:t>
+      </w:r>
+    </w:p>
+    <w:p>
+      <w:pPr>
+        <w:pStyle w:val="ListParagraph"/>
+        <w:numPr>
+          <w:ilvl w:val="0"/>
+          <w:numId w:val="2"/>
+        </w:numPr>
+        <w:spacing w:after="0"/>
+      </w:pPr>
+      <w:r>
+        <w:t xml:space="preserve">Once the 2 tables above are completed, there will be a click button to </w:t>
+      </w:r>
+      <w:r>
+        <w:t xml:space="preserve">run Manpower Budget report. </w:t>
+      </w:r>
+      <w:r>
+        <w:rPr>
+          <w:noProof/>
+        </w:rPr>
+        <w:t>Show only the summary total of Manpower Report shown in the excel file “</w:t>
+      </w:r>
+      <w:r>
+        <w:rPr>
+          <w:noProof/>
+        </w:rPr>
+        <w:t>Budgeting System_Manpower Report</w:t>
+      </w:r>
+      <w:r>
+        <w:rPr>
+          <w:noProof/>
+        </w:rPr>
+        <w:t>”, under tab “Dashboard Report”. Put a dropdown field to choose per company, then the Dashboard Report will update based on the chosen company.</w:t>
+      </w:r>
+      <w:r>
+        <w:rPr>
+          <w:noProof/>
+        </w:rPr>
+        <w:t xml:space="preserve"> </w:t>
+      </w:r>
+      <w:r>
+        <w:rPr>
+          <w:noProof/>
+        </w:rPr>
+        <w:t>The sources of data</w:t>
+      </w:r>
+      <w:r>
+        <w:rPr>
+          <w:noProof/>
+        </w:rPr>
+        <w:t xml:space="preserve"> per column</w:t>
+      </w:r>
+      <w:r>
+        <w:rPr>
+          <w:noProof/>
+        </w:rPr>
+        <w:t xml:space="preserve"> for the Dashboard Report is indicated in the excel file</w:t>
+      </w:r>
+      <w:r>
+        <w:rPr>
+          <w:noProof/>
+        </w:rPr>
+        <w:t>, in row 2.</w:t>
+      </w:r>
+    </w:p>
+    <w:p>
+      <w:pPr>
+        <w:pStyle w:val="ListParagraph"/>
+        <w:numPr>
+          <w:ilvl w:val="0"/>
+          <w:numId w:val="1"/>
+        </w:numPr>
+      </w:pPr>
+      <w:r>
+        <w:t>Cancel Request button – make the font color red.</w:t>
+      </w:r>
+    </w:p>
+    <w:p>
+      <w:pPr>
+        <w:pStyle w:val="ListParagraph"/>
+        <w:numPr>
+          <w:ilvl w:val="0"/>
+          <w:numId w:val="1"/>
+        </w:numPr>
+      </w:pPr>
+      <w:r>
+        <w:t>Stage Due Dates</w:t>
+      </w:r>
+      <w:r>
+        <w:t xml:space="preserve"> – make the font color red if the day has already passed for that stage.</w:t>
+      </w:r>
+    </w:p>
+    <w:p>
+      <w:pPr>
+        <w:pStyle w:val="ListParagraph"/>
+        <w:spacing w:after="0"/>
+        <w:ind w:left="1440"/>
+      </w:pPr>
     </w:p>
     <w:sectPr>
       <w:pgSz w:w="11906" w:h="16838"/>
@@ -156,6 +452,92 @@
 <file path=word/numbering.xml><?xml version="1.0" encoding="utf-8"?>
 <w:numbering xmlns:wpc="http://schemas.microsoft.com/office/word/2010/wordprocessingCanvas" xmlns:cx="http://schemas.microsoft.com/office/drawing/2014/chartex" xmlns:cx1="http://schemas.microsoft.com/office/drawing/2015/9/8/chartex" xmlns:cx2="http://schemas.microsoft.com/office/drawing/2015/10/21/chartex" xmlns:cx3="http://schemas.microsoft.com/office/drawing/2016/5/9/chartex" xmlns:cx4="http://schemas.microsoft.com/office/drawing/2016/5/10/chartex" xmlns:cx5="http://schemas.microsoft.com/office/drawing/2016/5/11/chartex" xmlns:cx6="http://schemas.microsoft.com/office/drawing/2016/5/12/chartex" xmlns:cx7="http://schemas.microsoft.com/office/drawing/2016/5/13/chartex" xmlns:cx8="http://schemas.microsoft.com/office/drawing/2016/5/14/chartex" xmlns:mc="http://schemas.openxmlformats.org/markup-compatibility/2006" xmlns:aink="http://schemas.microsoft.com/office/drawing/2016/ink" xmlns:am3d="http://schemas.microsoft.com/office/drawing/2017/model3d" xmlns:o="urn:schemas-microsoft-com:office:office" xmlns:oel="http://schemas.microsoft.com/office/2019/extlst" xmlns:r="http://schemas.openxmlformats.org/officeDocument/2006/relationships" xmlns:m="http://schemas.openxmlformats.org/officeDocument/2006/math" xmlns:v="urn:schemas-microsoft-com:vml" xmlns:wp14="http://schemas.microsoft.com/office/word/2010/wordprocessingDrawing" xmlns:wp="http://schemas.openxmlformats.org/drawingml/2006/wordprocessingDrawing" xmlns:w10="urn:schemas-microsoft-com:office:word" xmlns:w="http://schemas.openxmlformats.org/wordprocessingml/2006/main" xmlns:w14="http://schemas.microsoft.com/office/word/2010/wordml" xmlns:w15="http://schemas.microsoft.com/office/word/2012/wordml" xmlns:w16cei="http://schemas.microsoft.com/office/word/2026/wordml/cei" xmlns:w16cex="http://schemas.microsoft.com/office/word/2018/wordml/cex" xmlns:w16cid="http://schemas.microsoft.com/office/word/2016/wordml/cid" xmlns:w16="http://schemas.microsoft.com/office/word/2018/wordml" xmlns:w16du="http://schemas.microsoft.com/office/word/2023/wordml/word16du" xmlns:w16sdtdh="http://schemas.microsoft.com/office/word/2020/wordml/sdtdatahash" xmlns:w16sdtfl="http://schemas.microsoft.com/office/word/2024/wordml/sdtformatlock" xmlns:w16se="http://schemas.microsoft.com/office/word/2015/wordml/symex" xmlns:wpg="http://schemas.microsoft.com/office/word/2010/wordprocessingGroup" xmlns:wpi="http://schemas.microsoft.com/office/word/2010/wordprocessingInk" xmlns:wne="http://schemas.microsoft.com/office/word/2006/wordml" xmlns:wps="http://schemas.microsoft.com/office/word/2010/wordprocessingShape" mc:Ignorable="w14 w15 w16se w16cid w16 w16cex w16sdtdh w16sdtfl w16du wp14">
   <w:abstractNum w:abstractNumId="0" w15:restartNumberingAfterBreak="0">
+    <w:nsid w:val="07F978EA"/>
+    <w:multiLevelType w:val="hybridMultilevel"/>
+    <w:tmpl w:val="E60AB9A2"/>
+    <w:lvl w:ilvl="0" w:tplc="0809000F">
+      <w:start w:val="1"/>
+      <w:numFmt w:val="decimal"/>
+      <w:lvlText w:val="%1."/>
+      <w:lvlJc w:val="left"/>
+      <w:pPr>
+        <w:ind w:left="1440" w:hanging="360"/>
+      </w:pPr>
+    </w:lvl>
+    <w:lvl w:ilvl="1" w:tplc="08090019" w:tentative="1">
+      <w:start w:val="1"/>
+      <w:numFmt w:val="lowerLetter"/>
+      <w:lvlText w:val="%2."/>
+      <w:lvlJc w:val="left"/>
+      <w:pPr>
+        <w:ind w:left="2160" w:hanging="360"/>
+      </w:pPr>
+    </w:lvl>
+    <w:lvl w:ilvl="2" w:tplc="0809001B" w:tentative="1">
+      <w:start w:val="1"/>
+      <w:numFmt w:val="lowerRoman"/>
+      <w:lvlText w:val="%3."/>
+      <w:lvlJc w:val="right"/>
+      <w:pPr>
+        <w:ind w:left="2880" w:hanging="180"/>
+      </w:pPr>
+    </w:lvl>
+    <w:lvl w:ilvl="3" w:tplc="0809000F" w:tentative="1">
+      <w:start w:val="1"/>
+      <w:numFmt w:val="decimal"/>
+      <w:lvlText w:val="%4."/>
+      <w:lvlJc w:val="left"/>
+      <w:pPr>
+        <w:ind w:left="3600" w:hanging="360"/>
+      </w:pPr>
+    </w:lvl>
+    <w:lvl w:ilvl="4" w:tplc="08090019" w:tentative="1">
+      <w:start w:val="1"/>
+      <w:numFmt w:val="lowerLetter"/>
+      <w:lvlText w:val="%5."/>
+      <w:lvlJc w:val="left"/>
+      <w:pPr>
+        <w:ind w:left="4320" w:hanging="360"/>
+      </w:pPr>
+    </w:lvl>
+    <w:lvl w:ilvl="5" w:tplc="0809001B" w:tentative="1">
+      <w:start w:val="1"/>
+      <w:numFmt w:val="lowerRoman"/>
+      <w:lvlText w:val="%6."/>
+      <w:lvlJc w:val="right"/>
+      <w:pPr>
+        <w:ind w:left="5040" w:hanging="180"/>
+      </w:pPr>
+    </w:lvl>
+    <w:lvl w:ilvl="6" w:tplc="0809000F" w:tentative="1">
+      <w:start w:val="1"/>
+      <w:numFmt w:val="decimal"/>
+      <w:lvlText w:val="%7."/>
+      <w:lvlJc w:val="left"/>
+      <w:pPr>
+        <w:ind w:left="5760" w:hanging="360"/>
+      </w:pPr>
+    </w:lvl>
+    <w:lvl w:ilvl="7" w:tplc="08090019" w:tentative="1">
+      <w:start w:val="1"/>
+      <w:numFmt w:val="lowerLetter"/>
+      <w:lvlText w:val="%8."/>
+      <w:lvlJc w:val="left"/>
+      <w:pPr>
+        <w:ind w:left="6480" w:hanging="360"/>
+      </w:pPr>
+    </w:lvl>
+    <w:lvl w:ilvl="8" w:tplc="0809001B" w:tentative="1">
+      <w:start w:val="1"/>
+      <w:numFmt w:val="lowerRoman"/>
+      <w:lvlText w:val="%9."/>
+      <w:lvlJc w:val="right"/>
+      <w:pPr>
+        <w:ind w:left="7200" w:hanging="180"/>
+      </w:pPr>
+    </w:lvl>
+  </w:abstractNum>
+  <w:abstractNum w:abstractNumId="1" w15:restartNumberingAfterBreak="0">
     <w:nsid w:val="791A359D"/>
     <w:multiLevelType w:val="hybridMultilevel"/>
     <w:tmpl w:val="0DE8EDDC"/>
@@ -241,10 +623,10 @@
       </w:pPr>
     </w:lvl>
   </w:abstractNum>
-  <w:abstractNum w:abstractNumId="1" w15:restartNumberingAfterBreak="0">
+  <w:abstractNum w:abstractNumId="2" w15:restartNumberingAfterBreak="0">
     <w:nsid w:val="7B69313A"/>
     <w:multiLevelType w:val="hybridMultilevel"/>
-    <w:tmpl w:val="8DB4DAE2"/>
+    <w:tmpl w:val="08B2D118"/>
     <w:lvl w:ilvl="0" w:tplc="08090001">
       <w:start w:val="1"/>
       <w:numFmt w:val="bullet"/>
@@ -355,9 +737,12 @@
     </w:lvl>
   </w:abstractNum>
   <w:num w:numId="1" w16cid:durableId="1330672463">
+    <w:abstractNumId w:val="2"/>
+  </w:num>
+  <w:num w:numId="2" w16cid:durableId="422067313">
     <w:abstractNumId w:val="1"/>
   </w:num>
-  <w:num w:numId="2" w16cid:durableId="422067313">
+  <w:num w:numId="3" w16cid:durableId="1555964389">
     <w:abstractNumId w:val="0"/>
   </w:num>
 </w:numbering>
